--- a/Reporting/src/WordScenarios/Case3/StandardSalesQuoteCase3.docx
+++ b/Reporting/src/WordScenarios/Case3/StandardSalesQuoteCase3.docx
@@ -64,12 +64,13 @@
             <w:sz w:val="20"/>
             <w:szCs w:val="20"/>
           </w:rPr>
-          <w:id w:val="1204211031"/>
-          <w15:dataBinding w:prefixMappings="xmlns:ns0='urn:microsoft-dynamics-nav/reports/Standard_Sales_Quote/1304/'" w:xpath="/ns0:NavWordReportXmlPart[1]/ns0:Header[1]/ns0:Line" w:storeItemID="{74777052-FB2A-430D-B173-66F5A011F5E2}"/>
-          <w15:repeatingSection/>
           <w:alias w:val="#Nav: /Header/Line"/>
           <w:tag w:val="#Nav: Standard_Sales_Quote/1304"/>
+          <w:id w:val="1204211031"/>
+          <w15:dataBinding w:prefixMappings="xmlns:ns0='urn:microsoft-dynamics-nav/reports/Standard_Sales_Quote/1304/' " w:xpath="/ns0:NavWordReportXmlPart[1]/ns0:Header[1]/ns0:Line" w:storeItemID="{74777052-FB2A-430D-B173-66F5A011F5E2}"/>
+          <w15:repeatingSection/>
         </w:sdtPr>
+        <w:sdtEndPr/>
         <w:sdtContent>
           <w:sdt>
             <w:sdtPr>
@@ -84,6 +85,7 @@
               </w:placeholder>
               <w15:repeatingSectionItem/>
             </w:sdtPr>
+            <w:sdtEndPr/>
             <w:sdtContent>
               <w:tr>
                 <w:sdt>
@@ -93,15 +95,16 @@
                       <w:sz w:val="20"/>
                       <w:szCs w:val="20"/>
                     </w:rPr>
+                    <w:alias w:val="#Nav: /Header/Line/Description_Line"/>
+                    <w:tag w:val="#Nav: Standard_Sales_Quote/1304"/>
                     <w:id w:val="1616401815"/>
                     <w:placeholder>
                       <w:docPart w:val="DefaultPlaceholder_-1854013440"/>
                     </w:placeholder>
                     <w:dataBinding w:prefixMappings="xmlns:ns0='urn:microsoft-dynamics-nav/reports/Standard_Sales_Quote/1304/'" w:xpath="/ns0:NavWordReportXmlPart[1]/ns0:Header[1]/ns0:Line[1]/ns0:Description_Line[1]" w:storeItemID="{74777052-FB2A-430D-B173-66F5A011F5E2}"/>
                     <w:text/>
-                    <w:alias w:val="#Nav: /Header/Line/Description_Line"/>
-                    <w:tag w:val="#Nav: Standard_Sales_Quote/1304"/>
                   </w:sdtPr>
+                  <w:sdtEndPr/>
                   <w:sdtContent>
                     <w:tc>
                       <w:tcPr>
@@ -148,15 +151,16 @@
                           <w:sz w:val="20"/>
                           <w:szCs w:val="20"/>
                         </w:rPr>
+                        <w:alias w:val="#Nav: /Header/Line/MNBCurrencySymbol"/>
+                        <w:tag w:val="#Nav: Standard_Sales_Quote/1304"/>
                         <w:id w:val="-1174031468"/>
                         <w:placeholder>
                           <w:docPart w:val="DefaultPlaceholder_-1854013440"/>
                         </w:placeholder>
                         <w:dataBinding w:prefixMappings="xmlns:ns0='urn:microsoft-dynamics-nav/reports/Standard_Sales_Quote/1304/'" w:xpath="/ns0:NavWordReportXmlPart[1]/ns0:Header[1]/ns0:Line[1]/ns0:MNBCurrencySymbol[1]" w:storeItemID="{74777052-FB2A-430D-B173-66F5A011F5E2}"/>
                         <w:text/>
-                        <w:alias w:val="#Nav: /Header/Line/MNBCurrencySymbol"/>
-                        <w:tag w:val="#Nav: Standard_Sales_Quote/1304"/>
                       </w:sdtPr>
+                      <w:sdtEndPr/>
                       <w:sdtContent>
                         <w:proofErr w:type="spellStart"/>
                         <w:r>
@@ -176,15 +180,16 @@
                           <w:sz w:val="20"/>
                           <w:szCs w:val="20"/>
                         </w:rPr>
+                        <w:alias w:val="#Nav: /Header/Line/LineAmount_Line"/>
+                        <w:tag w:val="#Nav: Standard_Sales_Quote/1304"/>
                         <w:id w:val="186188359"/>
                         <w:placeholder>
                           <w:docPart w:val="DefaultPlaceholder_-1854013440"/>
                         </w:placeholder>
                         <w:dataBinding w:prefixMappings="xmlns:ns0='urn:microsoft-dynamics-nav/reports/Standard_Sales_Quote/1304/'" w:xpath="/ns0:NavWordReportXmlPart[1]/ns0:Header[1]/ns0:Line[1]/ns0:LineAmount_Line[1]" w:storeItemID="{74777052-FB2A-430D-B173-66F5A011F5E2}"/>
                         <w:text/>
-                        <w:alias w:val="#Nav: /Header/Line/LineAmount_Line"/>
-                        <w:tag w:val="#Nav: Standard_Sales_Quote/1304"/>
                       </w:sdtPr>
+                      <w:sdtEndPr/>
                       <w:sdtContent>
                         <w:r>
                           <w:rPr>
@@ -246,15 +251,16 @@
                   <w:sz w:val="20"/>
                   <w:szCs w:val="20"/>
                 </w:rPr>
+                <w:alias w:val="#Nav: /Header/Totals/CurrencySymbol"/>
+                <w:tag w:val="#Nav: Standard_Sales_Quote/1304"/>
                 <w:id w:val="-418187315"/>
                 <w:placeholder>
                   <w:docPart w:val="DefaultPlaceholder_-1854013440"/>
                 </w:placeholder>
                 <w:dataBinding w:prefixMappings="xmlns:ns0='urn:microsoft-dynamics-nav/reports/Standard_Sales_Quote/1304/'" w:xpath="/ns0:NavWordReportXmlPart[1]/ns0:Header[1]/ns0:Totals[1]/ns0:CurrencySymbol[1]" w:storeItemID="{74777052-FB2A-430D-B173-66F5A011F5E2}"/>
                 <w:text/>
-                <w:alias w:val="#Nav: /Header/Totals/CurrencySymbol"/>
-                <w:tag w:val="#Nav: Standard_Sales_Quote/1304"/>
               </w:sdtPr>
+              <w:sdtEndPr/>
               <w:sdtContent>
                 <w:proofErr w:type="spellStart"/>
                 <w:r>
@@ -274,15 +280,16 @@
                   <w:sz w:val="20"/>
                   <w:szCs w:val="20"/>
                 </w:rPr>
+                <w:alias w:val="#Nav: /Header/Totals/TotalVATAmount"/>
+                <w:tag w:val="#Nav: Standard_Sales_Quote/1304"/>
                 <w:id w:val="-1993174604"/>
                 <w:placeholder>
                   <w:docPart w:val="DefaultPlaceholder_-1854013440"/>
                 </w:placeholder>
                 <w:dataBinding w:prefixMappings="xmlns:ns0='urn:microsoft-dynamics-nav/reports/Standard_Sales_Quote/1304/'" w:xpath="/ns0:NavWordReportXmlPart[1]/ns0:Header[1]/ns0:Totals[1]/ns0:TotalVATAmount[1]" w:storeItemID="{74777052-FB2A-430D-B173-66F5A011F5E2}"/>
                 <w:text/>
-                <w:alias w:val="#Nav: /Header/Totals/TotalVATAmount"/>
-                <w:tag w:val="#Nav: Standard_Sales_Quote/1304"/>
               </w:sdtPr>
+              <w:sdtEndPr/>
               <w:sdtContent>
                 <w:r>
                   <w:rPr>
@@ -354,15 +361,16 @@
                                   <w:sz w:val="20"/>
                                   <w:szCs w:val="20"/>
                                 </w:rPr>
+                                <w:alias w:val="#Nav: /Header/Totals/CurrencySymbol"/>
+                                <w:tag w:val="#Nav: Standard_Sales_Quote/1304"/>
                                 <w:id w:val="-572592957"/>
                                 <w:placeholder>
                                   <w:docPart w:val="DefaultPlaceholder_-1854013440"/>
                                 </w:placeholder>
                                 <w:dataBinding w:prefixMappings="xmlns:ns0='urn:microsoft-dynamics-nav/reports/Standard_Sales_Quote/1304/'" w:xpath="/ns0:NavWordReportXmlPart[1]/ns0:Header[1]/ns0:Totals[1]/ns0:CurrencySymbol[1]" w:storeItemID="{74777052-FB2A-430D-B173-66F5A011F5E2}"/>
                                 <w:text/>
-                                <w:alias w:val="#Nav: /Header/Totals/CurrencySymbol"/>
-                                <w:tag w:val="#Nav: Standard_Sales_Quote/1304"/>
                               </w:sdtPr>
+                              <w:sdtEndPr/>
                               <w:sdtContent>
                                 <w:proofErr w:type="spellStart"/>
                                 <w:r>
@@ -382,15 +390,16 @@
                                   <w:sz w:val="20"/>
                                   <w:szCs w:val="20"/>
                                 </w:rPr>
+                                <w:alias w:val="#Nav: /Header/Totals/TotalAmountIncludingVAT"/>
+                                <w:tag w:val="#Nav: Standard_Sales_Quote/1304"/>
                                 <w:id w:val="-786892064"/>
                                 <w:placeholder>
                                   <w:docPart w:val="DefaultPlaceholder_-1854013440"/>
                                 </w:placeholder>
                                 <w:dataBinding w:prefixMappings="xmlns:ns0='urn:microsoft-dynamics-nav/reports/Standard_Sales_Quote/1304/'" w:xpath="/ns0:NavWordReportXmlPart[1]/ns0:Header[1]/ns0:Totals[1]/ns0:TotalAmountIncludingVAT[1]" w:storeItemID="{74777052-FB2A-430D-B173-66F5A011F5E2}"/>
                                 <w:text/>
-                                <w:alias w:val="#Nav: /Header/Totals/TotalAmountIncludingVAT"/>
-                                <w:tag w:val="#Nav: Standard_Sales_Quote/1304"/>
                               </w:sdtPr>
+                              <w:sdtEndPr/>
                               <w:sdtContent>
                                 <w:r>
                                   <w:rPr>
@@ -424,7 +433,7 @@
               </wp:anchor>
             </w:drawing>
           </mc:Choice>
-          <mc:Fallback>
+          <mc:Fallback xmlns:a="http://schemas.openxmlformats.org/drawingml/2006/main">
             <w:pict>
               <v:shapetype id="_x0000_t202" coordsize="21600,21600" o:spt="202" path="m,l,21600r21600,l21600,xe" w14:anchorId="5BCB621C">
                 <v:stroke joinstyle="miter"/>
@@ -1046,14 +1055,14 @@
   </w:font>
   <w:font w:name="Times New Roman">
     <w:panose1 w:val="02020603050405020304"/>
-    <w:charset w:val="EE"/>
+    <w:charset w:val="00"/>
     <w:family w:val="roman"/>
     <w:pitch w:val="variable"/>
     <w:sig w:usb0="E0002EFF" w:usb1="C000785B" w:usb2="00000009" w:usb3="00000000" w:csb0="000001FF" w:csb1="00000000"/>
   </w:font>
   <w:font w:name="Arial">
     <w:panose1 w:val="020B0604020202020204"/>
-    <w:charset w:val="EE"/>
+    <w:charset w:val="00"/>
     <w:family w:val="swiss"/>
     <w:pitch w:val="variable"/>
     <w:sig w:usb0="E0002EFF" w:usb1="C000785B" w:usb2="00000009" w:usb3="00000000" w:csb0="000001FF" w:csb1="00000000"/>
@@ -1084,8 +1093,10 @@
   <w:rsids>
     <w:rsidRoot w:val="006A093B"/>
     <w:rsid w:val="000E64E3"/>
+    <w:rsid w:val="004E57D6"/>
     <w:rsid w:val="00667F3E"/>
     <w:rsid w:val="006A093B"/>
+    <w:rsid w:val="008E75F0"/>
   </w:rsids>
   <m:mathPr>
     <m:mathFont m:val="Cambria Math"/>
@@ -1102,8 +1113,8 @@
   </m:mathPr>
   <w:themeFontLang w:val="en-GB"/>
   <w:clrSchemeMapping w:bg1="light1" w:t1="dark1" w:bg2="light2" w:t2="dark2" w:accent1="accent1" w:accent2="accent2" w:accent3="accent3" w:accent4="accent4" w:accent5="accent5" w:accent6="accent6" w:hyperlink="hyperlink" w:followedHyperlink="followedHyperlink"/>
-  <w:decimalSymbol w:val=","/>
-  <w:listSeparator w:val=";"/>
+  <w:decimalSymbol w:val="."/>
+  <w:listSeparator w:val=","/>
   <w15:chartTrackingRefBased/>
 </w:settings>
 </file>
@@ -2287,6 +2298,16 @@
  
              < V A T P c t _ L i n e _ L b l > V A T P c t _ L i n e _ L b l < / V A T P c t _ L i n e _ L b l >   
+             < M N B C o m m e n t L i n e s > + 
+                 < M N B C o m m e n t L i n e > + 
+                     < M N B C o m m e n t L i n e V a l u e > M N B C o m m e n t L i n e V a l u e < / M N B C o m m e n t L i n e V a l u e > + 
+                 < / M N B C o m m e n t L i n e > + 
+             < / M N B C o m m e n t L i n e s > + 
          < / L i n e >   
          < W o r k D e s c r i p t i o n L i n e s > 